--- a/extrakty/doc/TC278WG4/extract_18234-9_(2012).docx
+++ b/extrakty/doc/TC278WG4/extract_18234-9_(2012).docx
@@ -916,14 +916,14 @@
         <w:rPr>
           <w:spacing w:val="-2"/>
         </w:rPr>
-        <w:t>pozemích</w:t>
+        <w:t xml:space="preserve">pozemních komunikacích</w:t>
       </w:r>
       <w:proofErr w:type="spellEnd"/>
       <w:r>
         <w:rPr>
           <w:spacing w:val="-2"/>
         </w:rPr>
-        <w:t xml:space="preserve"> komunikacích. Tato aplikace je také prioritně určena pro dopravně informační centra a  pro správní orgány jako je PČR, kteří mohou </w:t>
+        <w:t xml:space="preserve">. Tato aplikace je také prioritně určena pro dopravně informační centra a  pro správní orgány jako je PČR, kteří mohou </w:t>
       </w:r>
       <w:proofErr w:type="gramStart"/>
       <w:r>
@@ -2083,7 +2083,7 @@
         <w:rPr>
           <w:rStyle w:val="hps"/>
         </w:rPr>
-        <w:t>Obsahem této části je přesná definice a  struktura zasílaných zpráv. Jedná se o stěžejní kapitolu technické specifikace normalizující protokol, zkraty a  management zasílaných zpráv pro kompresy a </w:t>
+        <w:t xml:space="preserve">Obsahem této části je přesná definice a  struktura zasílaných zpráv. Jedná se o stěžejní kapitolu technické specifikace normalizující protokol, zkraty a  management zasílaných zpráv pro kompresi a </w:t>
       </w:r>
       <w:r>
         <w:rPr>

--- a/extrakty/doc/TC278WG4/extract_18234-9_(2012).docx
+++ b/extrakty/doc/TC278WG4/extract_18234-9_(2012).docx
@@ -165,19 +165,19 @@
               <w:pStyle w:val="1StrCN"/>
             </w:pPr>
             <w:r>
-              <w:t>ISO</w:t>
+              <w:t xml:space="preserve">ISO/TS 18234-9</w:t>
             </w:r>
             <w:r>
-              <w:t>/D</w:t>
+              <w:t/>
             </w:r>
             <w:r>
-              <w:t>TS 1</w:t>
+              <w:t/>
             </w:r>
             <w:r>
-              <w:t>8234</w:t>
+              <w:t/>
             </w:r>
             <w:r>
-              <w:t>-9</w:t>
+              <w:t/>
             </w:r>
             <w:r>
               <w:br/>
@@ -203,13 +203,13 @@
         <w:tab/>
       </w:r>
       <w:r>
-        <w:t>10</w:t>
-      </w:r>
-      <w:r>
-        <w:t>9</w:t>
-      </w:r>
-      <w:r>
-        <w:t xml:space="preserve"> stran</w:t>
+        <w:t xml:space="preserve">Vydána 2013, 109 stran</w:t>
+      </w:r>
+      <w:r>
+        <w:t/>
+      </w:r>
+      <w:r>
+        <w:t xml:space="preserve"/>
       </w:r>
     </w:p>
     <w:p>
@@ -797,6 +797,14 @@
     <w:p>
       <w:pPr>
         <w:pStyle w:val="Textnormy"/>
+      </w:pPr>
+      <w:r>
+        <w:t xml:space="preserve">Poznámka: Extrakt uvádí vybrané kapitoly popisovaného dokumentu a přejímá původní číslování kapitol.</w:t>
+      </w:r>
+    </w:p>
+    <w:p>
+      <w:pPr>
+        <w:pStyle w:val="Textnormy"/>
         <w:rPr>
           <w:b/>
           <w:sz w:val="22"/>
@@ -969,6 +977,155 @@
           <w:szCs w:val="22"/>
         </w:rPr>
       </w:pPr>
+    </w:p>
+    <w:p>
+      <w:pPr>
+        <w:pStyle w:val="Textnormy"/>
+        <w:rPr>
+          <w:b/>
+          <w:sz w:val="22"/>
+          <w:szCs w:val="22"/>
+        </w:rPr>
+      </w:pPr>
+      <w:r>
+        <w:rPr>
+          <w:b/>
+          <w:sz w:val="22"/>
+          <w:szCs w:val="22"/>
+        </w:rPr>
+        <w:t xml:space="preserve">1 Předmět normy</w:t>
+      </w:r>
+      <w:r>
+        <w:rPr>
+          <w:b/>
+          <w:sz w:val="22"/>
+          <w:szCs w:val="22"/>
+        </w:rPr>
+        <w:tab/>
+      </w:r>
+      <w:r>
+        <w:rPr>
+          <w:b/>
+          <w:sz w:val="22"/>
+          <w:szCs w:val="22"/>
+        </w:rPr>
+        <w:t xml:space="preserve"/>
+      </w:r>
+      <w:r>
+        <w:rPr>
+          <w:b/>
+          <w:sz w:val="22"/>
+          <w:szCs w:val="22"/>
+        </w:rPr>
+        <w:t/>
+      </w:r>
+    </w:p>
+    <w:p>
+      <w:pPr>
+        <w:pStyle w:val="Textnormy"/>
+      </w:pPr>
+      <w:r>
+        <w:t xml:space="preserve">Tato technická </w:t>
+      </w:r>
+      <w:r>
+        <w:t>specifikace</w:t>
+      </w:r>
+      <w:r>
+        <w:t xml:space="preserve"> </w:t>
+      </w:r>
+      <w:r>
+        <w:t>definuje formu předávaných informací pomocí definovaného protokolu TPEG</w:t>
+      </w:r>
+      <w:r>
+        <w:t>-TEC</w:t>
+      </w:r>
+      <w:r>
+        <w:t xml:space="preserve">. Je pevně stanovena struktura zprávy, která jsou podávány a jsou striktně definovány způsoby komprese předávané informace do binární formy dat, která dále </w:t>
+      </w:r>
+      <w:r>
+        <w:t xml:space="preserve">přenáší </w:t>
+      </w:r>
+      <w:r>
+        <w:t xml:space="preserve">zmiňovanou strukturou samotné zprávy. Samotné komunikační rozhraní po technické stránce není řešeno. Technická </w:t>
+      </w:r>
+      <w:r>
+        <w:t xml:space="preserve">specifikace </w:t>
+      </w:r>
+      <w:r>
+        <w:t>obsahuje i základní tabulky pro práci s informacemi a zpětné dekomprese komprimované informace ve zprávě u uživatele.</w:t>
+      </w:r>
+      <w:r>
+        <w:t xml:space="preserve"> Technická specifikace je dělená do několika kapitol, jejichž obsah je extrahován níže.</w:t>
+      </w:r>
+      <w:r>
+        <w:t xml:space="preserve"> TPEG-TEC</w:t>
+      </w:r>
+      <w:r>
+        <w:t xml:space="preserve"> je zaměřen na poskytování informací především pro zvýšení bezpečnosti provozu, jako jsou např. informace o dopravních nehodách, uzavírkách, dopravních omezeních (práce na silnici).</w:t>
+      </w:r>
+    </w:p>
+    <w:p>
+      <w:pPr>
+        <w:pStyle w:val="Textnormy"/>
+        <w:ind w:left="708"/>
+        <w:rPr>
+          <w:b/>
+          <w:sz w:val="22"/>
+          <w:szCs w:val="22"/>
+        </w:rPr>
+      </w:pPr>
+      <w:r>
+        <w:rPr>
+          <w:b/>
+          <w:sz w:val="22"/>
+          <w:szCs w:val="22"/>
+        </w:rPr>
+        <w:t xml:space="preserve">1.1 </w:t>
+      </w:r>
+      <w:r>
+        <w:rPr>
+          <w:b/>
+          <w:sz w:val="22"/>
+          <w:szCs w:val="22"/>
+        </w:rPr>
+        <w:tab/>
+      </w:r>
+      <w:r>
+        <w:rPr>
+          <w:b/>
+          <w:sz w:val="22"/>
+          <w:szCs w:val="22"/>
+        </w:rPr>
+        <w:t>Důvod standardizace</w:t>
+      </w:r>
+    </w:p>
+    <w:p>
+      <w:pPr>
+        <w:pStyle w:val="Textnormy"/>
+      </w:pPr>
+      <w:r>
+        <w:t xml:space="preserve">Hlavními důvody pro vývoj norem v této oblasti </w:t>
+      </w:r>
+      <w:r>
+        <w:t>je zvýšení i</w:t>
+      </w:r>
+      <w:r>
+        <w:t>nteroperabilit</w:t>
+      </w:r>
+      <w:r>
+        <w:t xml:space="preserve">y koncových zařízení uživatelů, jimiž jsou účastníci silničního provozu. Protokolová standardizace, kterou je popisovaný dokument, je základem pro samotnou technologickou standardizaci vybavení pro příjem a poskytování informací. </w:t>
+      </w:r>
+    </w:p>
+    <w:p>
+      <w:pPr>
+        <w:pStyle w:val="Textnormy"/>
+      </w:pPr>
+      <w:r>
+        <w:t xml:space="preserve">Aplikace </w:t>
+      </w:r>
+      <w:r>
+        <w:t>TEC přináší výraznou inovaci a  zlepšení v oblasti předávání informacím účastníkům provozu, které přímo mohou zvýšit i bezpečnost provozu na pozemních komunikacích a  minimálně eliminovat následky dopravních excesů. Z těchto důvodů je velmi vhodné normování této technické specifikace.</w:t>
+      </w:r>
     </w:p>
     <w:p>
       <w:pPr>
@@ -1210,7 +1367,7 @@
           <w:sz w:val="22"/>
           <w:szCs w:val="22"/>
         </w:rPr>
-        <w:t xml:space="preserve">1 </w:t>
+        <w:t xml:space="preserve">2 Symboly a zkratky</w:t>
       </w:r>
       <w:r>
         <w:rPr>
@@ -1226,156 +1383,7 @@
           <w:sz w:val="22"/>
           <w:szCs w:val="22"/>
         </w:rPr>
-        <w:t xml:space="preserve">Předmět </w:t>
-      </w:r>
-      <w:r>
-        <w:rPr>
-          <w:b/>
-          <w:sz w:val="22"/>
-          <w:szCs w:val="22"/>
-        </w:rPr>
-        <w:t>technické specifikace</w:t>
-      </w:r>
-    </w:p>
-    <w:p>
-      <w:pPr>
-        <w:pStyle w:val="Textnormy"/>
-      </w:pPr>
-      <w:r>
-        <w:t xml:space="preserve">Tato technická </w:t>
-      </w:r>
-      <w:r>
-        <w:t>specifikace</w:t>
-      </w:r>
-      <w:r>
-        <w:t xml:space="preserve"> </w:t>
-      </w:r>
-      <w:r>
-        <w:t>definuje formu předávaných informací pomocí definovaného protokolu TPEG</w:t>
-      </w:r>
-      <w:r>
-        <w:t>-TEC</w:t>
-      </w:r>
-      <w:r>
-        <w:t xml:space="preserve">. Je pevně stanovena struktura zprávy, která jsou podávány a jsou striktně definovány způsoby komprese předávané informace do binární formy dat, která dále </w:t>
-      </w:r>
-      <w:r>
-        <w:t xml:space="preserve">přenáší </w:t>
-      </w:r>
-      <w:r>
-        <w:t xml:space="preserve">zmiňovanou strukturou samotné zprávy. Samotné komunikační rozhraní po technické stránce není řešeno. Technická </w:t>
-      </w:r>
-      <w:r>
-        <w:t xml:space="preserve">specifikace </w:t>
-      </w:r>
-      <w:r>
-        <w:t>obsahuje i základní tabulky pro práci s informacemi a zpětné dekomprese komprimované informace ve zprávě u uživatele.</w:t>
-      </w:r>
-      <w:r>
-        <w:t xml:space="preserve"> Technická specifikace je dělená do několika kapitol, jejichž obsah je extrahován níže.</w:t>
-      </w:r>
-      <w:r>
-        <w:t xml:space="preserve"> TPEG-TEC</w:t>
-      </w:r>
-      <w:r>
-        <w:t xml:space="preserve"> je zaměřen na poskytování informací především pro zvýšení bezpečnosti provozu, jako jsou např. informace o dopravních nehodách, uzavírkách, dopravních omezeních (práce na silnici).</w:t>
-      </w:r>
-    </w:p>
-    <w:p>
-      <w:pPr>
-        <w:pStyle w:val="Textnormy"/>
-        <w:ind w:left="708"/>
-        <w:rPr>
-          <w:b/>
-          <w:sz w:val="22"/>
-          <w:szCs w:val="22"/>
-        </w:rPr>
-      </w:pPr>
-      <w:r>
-        <w:rPr>
-          <w:b/>
-          <w:sz w:val="22"/>
-          <w:szCs w:val="22"/>
-        </w:rPr>
-        <w:t xml:space="preserve">1.1 </w:t>
-      </w:r>
-      <w:r>
-        <w:rPr>
-          <w:b/>
-          <w:sz w:val="22"/>
-          <w:szCs w:val="22"/>
-        </w:rPr>
-        <w:tab/>
-      </w:r>
-      <w:r>
-        <w:rPr>
-          <w:b/>
-          <w:sz w:val="22"/>
-          <w:szCs w:val="22"/>
-        </w:rPr>
-        <w:t>Důvod standardizace</w:t>
-      </w:r>
-    </w:p>
-    <w:p>
-      <w:pPr>
-        <w:pStyle w:val="Textnormy"/>
-      </w:pPr>
-      <w:r>
-        <w:t xml:space="preserve">Hlavními důvody pro vývoj norem v této oblasti </w:t>
-      </w:r>
-      <w:r>
-        <w:t>je zvýšení i</w:t>
-      </w:r>
-      <w:r>
-        <w:t>nteroperabilit</w:t>
-      </w:r>
-      <w:r>
-        <w:t xml:space="preserve">y koncových zařízení uživatelů, jimiž jsou účastníci silničního provozu. Protokolová standardizace, kterou je popisovaný dokument, je základem pro samotnou technologickou standardizaci vybavení pro příjem a poskytování informací. </w:t>
-      </w:r>
-    </w:p>
-    <w:p>
-      <w:pPr>
-        <w:pStyle w:val="Textnormy"/>
-      </w:pPr>
-      <w:r>
-        <w:t xml:space="preserve">Aplikace </w:t>
-      </w:r>
-      <w:r>
-        <w:t>TEC přináší výraznou inovaci a  zlepšení v oblasti předávání informacím účastníkům provozu, které přímo mohou zvýšit i bezpečnost provozu na pozemních komunikacích a  minimálně eliminovat následky dopravních excesů. Z těchto důvodů je velmi vhodné normování této technické specifikace.</w:t>
-      </w:r>
-    </w:p>
-    <w:p>
-      <w:pPr>
-        <w:pStyle w:val="Textnormy"/>
-        <w:rPr>
-          <w:b/>
-          <w:sz w:val="22"/>
-          <w:szCs w:val="22"/>
-        </w:rPr>
-      </w:pPr>
-      <w:r>
-        <w:rPr>
-          <w:b/>
-          <w:sz w:val="22"/>
-          <w:szCs w:val="22"/>
-        </w:rPr>
-        <w:t>2</w:t>
-      </w:r>
-      <w:r>
-        <w:rPr>
-          <w:b/>
-          <w:sz w:val="22"/>
-          <w:szCs w:val="22"/>
-        </w:rPr>
-        <w:tab/>
-      </w:r>
-      <w:r>
-        <w:rPr>
-          <w:b/>
-          <w:sz w:val="22"/>
-          <w:szCs w:val="22"/>
-        </w:rPr>
-        <w:t>Symboly (a zkrácené termíny)</w:t>
+        <w:t/>
       </w:r>
     </w:p>
     <w:p>
@@ -1497,6 +1505,14 @@
         <w:t>stopTime</w:t>
       </w:r>
       <w:proofErr w:type="spellEnd"/>
+    </w:p>
+    <w:p>
+      <w:pPr>
+        <w:pStyle w:val="Textnormy"/>
+      </w:pPr>
+      <w:r>
+        <w:t xml:space="preserve">Další termíny a zkratky z oboru ITS jsou obsaženy ve slovníku ITS terminology (www.ITSterminology.org).</w:t>
+      </w:r>
     </w:p>
     <w:p>
       <w:pPr>

--- a/extrakty/doc/TC278WG4/extract_18234-9_(2012).docx
+++ b/extrakty/doc/TC278WG4/extract_18234-9_(2012).docx
@@ -21,7 +21,7 @@
           <w:sz w:val="40"/>
           <w:szCs w:val="40"/>
         </w:rPr>
-        <w:t>EXTRAKT z technické specifikace ISO</w:t>
+        <w:t xml:space="preserve">EXTRAKT z technické specifikace CEN</w:t>
       </w:r>
     </w:p>
     <w:p>
@@ -165,7 +165,7 @@
               <w:pStyle w:val="1StrCN"/>
             </w:pPr>
             <w:r>
-              <w:t xml:space="preserve">ISO/TS 18234-9</w:t>
+              <w:t xml:space="preserve">CEN ISO/TS 18234-9</w:t>
             </w:r>
             <w:r>
               <w:t/>
@@ -203,7 +203,7 @@
         <w:tab/>
       </w:r>
       <w:r>
-        <w:t xml:space="preserve">Vydána 2013, 109 stran</w:t>
+        <w:t xml:space="preserve">Vydána 2013, 106 stran</w:t>
       </w:r>
       <w:r>
         <w:t/>
